--- a/data/sablony/predavaci-protokol-mobilni-telefon/dokument.docx
+++ b/data/sablony/predavaci-protokol-mobilni-telefon/dokument.docx
@@ -43,7 +43,7 @@
               <w:rPr>
                 <w:b/>
               </w:rPr>
-              <w:t>Číslo protokolu *</w:t>
+              <w:t>Číslo protokolu</w:t>
             </w:r>
           </w:p>
         </w:tc>
